--- a/cases/case7_rdd_gold/In PS 4.docx
+++ b/cases/case7_rdd_gold/In PS 4.docx
@@ -614,7 +614,7 @@
         <w:t xml:space="preserve"> and your AI transcript with a signed statement</w:t>
       </w:r>
       <w:r>
-        <w:t>.</w:t>
+        <w:t>. Do not submit your Part II decision on the Google form.</w:t>
       </w:r>
     </w:p>
     <w:p>
